--- a/Units/English/English_Unit_3/Lesson_Plans/Lesson_13/Persuasive_Alternative/Lesson_13_Persuasive_Organiser.docx
+++ b/Units/English/English_Unit_3/Lesson_Plans/Lesson_13/Persuasive_Alternative/Lesson_13_Persuasive_Organiser.docx
@@ -147,7 +147,7 @@
           <w:sz w:val="20"/>
           <w:szCs w:val="20"/>
         </w:rPr>
-        <w:t xml:space="preserve">B is easier to support because the added detail tells us _____________________________________________.</w:t>
+        <w:t xml:space="preserve">Proposal _____ is easiest to support because its useful detail tells us _________________________________.</w:t>
       </w:r>
     </w:p>
     <w:p>
@@ -164,7 +164,21 @@
           <w:sz w:val="22"/>
           <w:szCs w:val="22"/>
         </w:rPr>
-        <w:t xml:space="preserve">2  Noun-group lab</w:t>
+        <w:t xml:space="preserve">2  Three jobs for useful detail</w:t>
+      </w:r>
+    </w:p>
+    <w:p>
+      <w:pPr>
+        <w:spacing w:after="15" w:before="0" w:line="220" w:lineRule="auto"/>
+      </w:pPr>
+      <w:r>
+        <w:rPr>
+          <w:rFonts w:ascii="Arial" w:cs="Arial" w:eastAsia="Arial" w:hAnsi="Arial"/>
+          <w:color w:val="5F6F74"/>
+          <w:sz w:val="16"/>
+          <w:szCs w:val="16"/>
+        </w:rPr>
+        <w:t xml:space="preserve">In the shared paragraph, record what each highlighted section helps the audience know.</w:t>
       </w:r>
     </w:p>
     <w:tbl>
@@ -183,8 +197,8 @@
       </w:tblPr>
       <w:tblGrid>
         <w:gridCol w:w="1850"/>
-        <w:gridCol w:w="6790"/>
-        <w:gridCol w:w="1900"/>
+        <w:gridCol w:w="5050"/>
+        <w:gridCol w:w="3640"/>
       </w:tblGrid>
       <w:tr>
         <w:trPr>
@@ -227,7 +241,7 @@
         </w:tc>
         <w:tc>
           <w:tcPr>
-            <w:tcW w:type="dxa" w:w="6790"/>
+            <w:tcW w:type="dxa" w:w="5050"/>
             <w:tcBorders>
               <w:top w:val="single" w:color="AFC4C2" w:sz="5"/>
               <w:left w:val="single" w:color="AFC4C2" w:sz="5"/>
@@ -256,13 +270,13 @@
                 <w:sz w:val="18"/>
                 <w:szCs w:val="18"/>
               </w:rPr>
-              <w:t xml:space="preserve">Expanded noun group built around students</w:t>
-            </w:r>
-          </w:p>
-        </w:tc>
-        <w:tc>
-          <w:tcPr>
-            <w:tcW w:type="dxa" w:w="1900"/>
+              <w:t xml:space="preserve">Detail from the paragraph or my own noun group</w:t>
+            </w:r>
+          </w:p>
+        </w:tc>
+        <w:tc>
+          <w:tcPr>
+            <w:tcW w:type="dxa" w:w="3640"/>
             <w:tcBorders>
               <w:top w:val="single" w:color="AFC4C2" w:sz="5"/>
               <w:left w:val="single" w:color="AFC4C2" w:sz="5"/>
@@ -291,7 +305,7 @@
                 <w:sz w:val="18"/>
                 <w:szCs w:val="18"/>
               </w:rPr>
-              <w:t xml:space="preserve">Head noun</w:t>
+              <w:t xml:space="preserve">What it helps the audience know</w:t>
             </w:r>
           </w:p>
         </w:tc>
@@ -331,65 +345,65 @@
         </w:tc>
         <w:tc>
           <w:tcPr>
-            <w:tcW w:type="dxa" w:w="6790"/>
-            <w:tcBorders>
-              <w:top w:val="single" w:color="AFC4C2" w:sz="5"/>
-              <w:left w:val="single" w:color="AFC4C2" w:sz="5"/>
-              <w:bottom w:val="single" w:color="AFC4C2" w:sz="5"/>
-              <w:right w:val="single" w:color="AFC4C2" w:sz="5"/>
-            </w:tcBorders>
-            <w:tcMar>
-              <w:top w:type="dxa" w:w="70"/>
-              <w:left w:type="dxa" w:w="100"/>
-              <w:bottom w:type="dxa" w:w="70"/>
-              <w:right w:type="dxa" w:w="100"/>
-            </w:tcMar>
-            <w:vAlign w:val="center"/>
-          </w:tcPr>
-          <w:p>
-            <w:pPr>
-              <w:spacing w:after="15" w:before="0" w:line="210" w:lineRule="auto"/>
-            </w:pPr>
-            <w:r>
-              <w:rPr>
-                <w:rFonts w:ascii="Arial" w:cs="Arial" w:eastAsia="Arial" w:hAnsi="Arial"/>
-                <w:color w:val="20303C"/>
-                <w:sz w:val="20"/>
-                <w:szCs w:val="20"/>
-              </w:rPr>
-              <w:t xml:space="preserve">________________________________________________</w:t>
-            </w:r>
-          </w:p>
-        </w:tc>
-        <w:tc>
-          <w:tcPr>
-            <w:tcW w:type="dxa" w:w="1900"/>
-            <w:tcBorders>
-              <w:top w:val="single" w:color="AFC4C2" w:sz="5"/>
-              <w:left w:val="single" w:color="AFC4C2" w:sz="5"/>
-              <w:bottom w:val="single" w:color="AFC4C2" w:sz="5"/>
-              <w:right w:val="single" w:color="AFC4C2" w:sz="5"/>
-            </w:tcBorders>
-            <w:tcMar>
-              <w:top w:type="dxa" w:w="70"/>
-              <w:left w:type="dxa" w:w="100"/>
-              <w:bottom w:type="dxa" w:w="70"/>
-              <w:right w:type="dxa" w:w="100"/>
-            </w:tcMar>
-            <w:vAlign w:val="center"/>
-          </w:tcPr>
-          <w:p>
-            <w:pPr>
-              <w:spacing w:after="15" w:before="0" w:line="210" w:lineRule="auto"/>
-            </w:pPr>
-            <w:r>
-              <w:rPr>
-                <w:rFonts w:ascii="Arial" w:cs="Arial" w:eastAsia="Arial" w:hAnsi="Arial"/>
-                <w:color w:val="20303C"/>
-                <w:sz w:val="20"/>
-                <w:szCs w:val="20"/>
-              </w:rPr>
-              <w:t xml:space="preserve">____________</w:t>
+            <w:tcW w:type="dxa" w:w="5050"/>
+            <w:tcBorders>
+              <w:top w:val="single" w:color="AFC4C2" w:sz="5"/>
+              <w:left w:val="single" w:color="AFC4C2" w:sz="5"/>
+              <w:bottom w:val="single" w:color="AFC4C2" w:sz="5"/>
+              <w:right w:val="single" w:color="AFC4C2" w:sz="5"/>
+            </w:tcBorders>
+            <w:tcMar>
+              <w:top w:type="dxa" w:w="70"/>
+              <w:left w:type="dxa" w:w="100"/>
+              <w:bottom w:type="dxa" w:w="70"/>
+              <w:right w:type="dxa" w:w="100"/>
+            </w:tcMar>
+            <w:vAlign w:val="center"/>
+          </w:tcPr>
+          <w:p>
+            <w:pPr>
+              <w:spacing w:after="15" w:before="0" w:line="210" w:lineRule="auto"/>
+            </w:pPr>
+            <w:r>
+              <w:rPr>
+                <w:rFonts w:ascii="Arial" w:cs="Arial" w:eastAsia="Arial" w:hAnsi="Arial"/>
+                <w:color w:val="20303C"/>
+                <w:sz w:val="20"/>
+                <w:szCs w:val="20"/>
+              </w:rPr>
+              <w:t xml:space="preserve">____________________________________</w:t>
+            </w:r>
+          </w:p>
+        </w:tc>
+        <w:tc>
+          <w:tcPr>
+            <w:tcW w:type="dxa" w:w="3640"/>
+            <w:tcBorders>
+              <w:top w:val="single" w:color="AFC4C2" w:sz="5"/>
+              <w:left w:val="single" w:color="AFC4C2" w:sz="5"/>
+              <w:bottom w:val="single" w:color="AFC4C2" w:sz="5"/>
+              <w:right w:val="single" w:color="AFC4C2" w:sz="5"/>
+            </w:tcBorders>
+            <w:tcMar>
+              <w:top w:type="dxa" w:w="70"/>
+              <w:left w:type="dxa" w:w="100"/>
+              <w:bottom w:type="dxa" w:w="70"/>
+              <w:right w:type="dxa" w:w="100"/>
+            </w:tcMar>
+            <w:vAlign w:val="center"/>
+          </w:tcPr>
+          <w:p>
+            <w:pPr>
+              <w:spacing w:after="15" w:before="0" w:line="210" w:lineRule="auto"/>
+            </w:pPr>
+            <w:r>
+              <w:rPr>
+                <w:rFonts w:ascii="Arial" w:cs="Arial" w:eastAsia="Arial" w:hAnsi="Arial"/>
+                <w:color w:val="20303C"/>
+                <w:sz w:val="20"/>
+                <w:szCs w:val="20"/>
+              </w:rPr>
+              <w:t xml:space="preserve">____________________________</w:t>
             </w:r>
           </w:p>
         </w:tc>
@@ -423,71 +437,71 @@
                 <w:sz w:val="20"/>
                 <w:szCs w:val="20"/>
               </w:rPr>
-              <w:t xml:space="preserve">Explain need</w:t>
-            </w:r>
-          </w:p>
-        </w:tc>
-        <w:tc>
-          <w:tcPr>
-            <w:tcW w:type="dxa" w:w="6790"/>
-            <w:tcBorders>
-              <w:top w:val="single" w:color="AFC4C2" w:sz="5"/>
-              <w:left w:val="single" w:color="AFC4C2" w:sz="5"/>
-              <w:bottom w:val="single" w:color="AFC4C2" w:sz="5"/>
-              <w:right w:val="single" w:color="AFC4C2" w:sz="5"/>
-            </w:tcBorders>
-            <w:tcMar>
-              <w:top w:type="dxa" w:w="70"/>
-              <w:left w:type="dxa" w:w="100"/>
-              <w:bottom w:type="dxa" w:w="70"/>
-              <w:right w:type="dxa" w:w="100"/>
-            </w:tcMar>
-            <w:vAlign w:val="center"/>
-          </w:tcPr>
-          <w:p>
-            <w:pPr>
-              <w:spacing w:after="15" w:before="0" w:line="210" w:lineRule="auto"/>
-            </w:pPr>
-            <w:r>
-              <w:rPr>
-                <w:rFonts w:ascii="Arial" w:cs="Arial" w:eastAsia="Arial" w:hAnsi="Arial"/>
-                <w:color w:val="20303C"/>
-                <w:sz w:val="20"/>
-                <w:szCs w:val="20"/>
-              </w:rPr>
-              <w:t xml:space="preserve">________________________________________________</w:t>
-            </w:r>
-          </w:p>
-        </w:tc>
-        <w:tc>
-          <w:tcPr>
-            <w:tcW w:type="dxa" w:w="1900"/>
-            <w:tcBorders>
-              <w:top w:val="single" w:color="AFC4C2" w:sz="5"/>
-              <w:left w:val="single" w:color="AFC4C2" w:sz="5"/>
-              <w:bottom w:val="single" w:color="AFC4C2" w:sz="5"/>
-              <w:right w:val="single" w:color="AFC4C2" w:sz="5"/>
-            </w:tcBorders>
-            <w:tcMar>
-              <w:top w:type="dxa" w:w="70"/>
-              <w:left w:type="dxa" w:w="100"/>
-              <w:bottom w:type="dxa" w:w="70"/>
-              <w:right w:type="dxa" w:w="100"/>
-            </w:tcMar>
-            <w:vAlign w:val="center"/>
-          </w:tcPr>
-          <w:p>
-            <w:pPr>
-              <w:spacing w:after="15" w:before="0" w:line="210" w:lineRule="auto"/>
-            </w:pPr>
-            <w:r>
-              <w:rPr>
-                <w:rFonts w:ascii="Arial" w:cs="Arial" w:eastAsia="Arial" w:hAnsi="Arial"/>
-                <w:color w:val="20303C"/>
-                <w:sz w:val="20"/>
-                <w:szCs w:val="20"/>
-              </w:rPr>
-              <w:t xml:space="preserve">____________</w:t>
+              <w:t xml:space="preserve">Understand</w:t>
+            </w:r>
+          </w:p>
+        </w:tc>
+        <w:tc>
+          <w:tcPr>
+            <w:tcW w:type="dxa" w:w="5050"/>
+            <w:tcBorders>
+              <w:top w:val="single" w:color="AFC4C2" w:sz="5"/>
+              <w:left w:val="single" w:color="AFC4C2" w:sz="5"/>
+              <w:bottom w:val="single" w:color="AFC4C2" w:sz="5"/>
+              <w:right w:val="single" w:color="AFC4C2" w:sz="5"/>
+            </w:tcBorders>
+            <w:tcMar>
+              <w:top w:type="dxa" w:w="70"/>
+              <w:left w:type="dxa" w:w="100"/>
+              <w:bottom w:type="dxa" w:w="70"/>
+              <w:right w:type="dxa" w:w="100"/>
+            </w:tcMar>
+            <w:vAlign w:val="center"/>
+          </w:tcPr>
+          <w:p>
+            <w:pPr>
+              <w:spacing w:after="15" w:before="0" w:line="210" w:lineRule="auto"/>
+            </w:pPr>
+            <w:r>
+              <w:rPr>
+                <w:rFonts w:ascii="Arial" w:cs="Arial" w:eastAsia="Arial" w:hAnsi="Arial"/>
+                <w:color w:val="20303C"/>
+                <w:sz w:val="20"/>
+                <w:szCs w:val="20"/>
+              </w:rPr>
+              <w:t xml:space="preserve">____________________________________</w:t>
+            </w:r>
+          </w:p>
+        </w:tc>
+        <w:tc>
+          <w:tcPr>
+            <w:tcW w:type="dxa" w:w="3640"/>
+            <w:tcBorders>
+              <w:top w:val="single" w:color="AFC4C2" w:sz="5"/>
+              <w:left w:val="single" w:color="AFC4C2" w:sz="5"/>
+              <w:bottom w:val="single" w:color="AFC4C2" w:sz="5"/>
+              <w:right w:val="single" w:color="AFC4C2" w:sz="5"/>
+            </w:tcBorders>
+            <w:tcMar>
+              <w:top w:type="dxa" w:w="70"/>
+              <w:left w:type="dxa" w:w="100"/>
+              <w:bottom w:type="dxa" w:w="70"/>
+              <w:right w:type="dxa" w:w="100"/>
+            </w:tcMar>
+            <w:vAlign w:val="center"/>
+          </w:tcPr>
+          <w:p>
+            <w:pPr>
+              <w:spacing w:after="15" w:before="0" w:line="210" w:lineRule="auto"/>
+            </w:pPr>
+            <w:r>
+              <w:rPr>
+                <w:rFonts w:ascii="Arial" w:cs="Arial" w:eastAsia="Arial" w:hAnsi="Arial"/>
+                <w:color w:val="20303C"/>
+                <w:sz w:val="20"/>
+                <w:szCs w:val="20"/>
+              </w:rPr>
+              <w:t xml:space="preserve">____________________________</w:t>
             </w:r>
           </w:p>
         </w:tc>
@@ -521,71 +535,71 @@
                 <w:sz w:val="20"/>
                 <w:szCs w:val="20"/>
               </w:rPr>
-              <w:t xml:space="preserve">Create value</w:t>
-            </w:r>
-          </w:p>
-        </w:tc>
-        <w:tc>
-          <w:tcPr>
-            <w:tcW w:type="dxa" w:w="6790"/>
-            <w:tcBorders>
-              <w:top w:val="single" w:color="AFC4C2" w:sz="5"/>
-              <w:left w:val="single" w:color="AFC4C2" w:sz="5"/>
-              <w:bottom w:val="single" w:color="AFC4C2" w:sz="5"/>
-              <w:right w:val="single" w:color="AFC4C2" w:sz="5"/>
-            </w:tcBorders>
-            <w:tcMar>
-              <w:top w:type="dxa" w:w="70"/>
-              <w:left w:type="dxa" w:w="100"/>
-              <w:bottom w:type="dxa" w:w="70"/>
-              <w:right w:type="dxa" w:w="100"/>
-            </w:tcMar>
-            <w:vAlign w:val="center"/>
-          </w:tcPr>
-          <w:p>
-            <w:pPr>
-              <w:spacing w:after="15" w:before="0" w:line="210" w:lineRule="auto"/>
-            </w:pPr>
-            <w:r>
-              <w:rPr>
-                <w:rFonts w:ascii="Arial" w:cs="Arial" w:eastAsia="Arial" w:hAnsi="Arial"/>
-                <w:color w:val="20303C"/>
-                <w:sz w:val="20"/>
-                <w:szCs w:val="20"/>
-              </w:rPr>
-              <w:t xml:space="preserve">________________________________________________</w:t>
-            </w:r>
-          </w:p>
-        </w:tc>
-        <w:tc>
-          <w:tcPr>
-            <w:tcW w:type="dxa" w:w="1900"/>
-            <w:tcBorders>
-              <w:top w:val="single" w:color="AFC4C2" w:sz="5"/>
-              <w:left w:val="single" w:color="AFC4C2" w:sz="5"/>
-              <w:bottom w:val="single" w:color="AFC4C2" w:sz="5"/>
-              <w:right w:val="single" w:color="AFC4C2" w:sz="5"/>
-            </w:tcBorders>
-            <w:tcMar>
-              <w:top w:type="dxa" w:w="70"/>
-              <w:left w:type="dxa" w:w="100"/>
-              <w:bottom w:type="dxa" w:w="70"/>
-              <w:right w:type="dxa" w:w="100"/>
-            </w:tcMar>
-            <w:vAlign w:val="center"/>
-          </w:tcPr>
-          <w:p>
-            <w:pPr>
-              <w:spacing w:after="15" w:before="0" w:line="210" w:lineRule="auto"/>
-            </w:pPr>
-            <w:r>
-              <w:rPr>
-                <w:rFonts w:ascii="Arial" w:cs="Arial" w:eastAsia="Arial" w:hAnsi="Arial"/>
-                <w:color w:val="20303C"/>
-                <w:sz w:val="20"/>
-                <w:szCs w:val="20"/>
-              </w:rPr>
-              <w:t xml:space="preserve">____________</w:t>
+              <w:t xml:space="preserve">Value</w:t>
+            </w:r>
+          </w:p>
+        </w:tc>
+        <w:tc>
+          <w:tcPr>
+            <w:tcW w:type="dxa" w:w="5050"/>
+            <w:tcBorders>
+              <w:top w:val="single" w:color="AFC4C2" w:sz="5"/>
+              <w:left w:val="single" w:color="AFC4C2" w:sz="5"/>
+              <w:bottom w:val="single" w:color="AFC4C2" w:sz="5"/>
+              <w:right w:val="single" w:color="AFC4C2" w:sz="5"/>
+            </w:tcBorders>
+            <w:tcMar>
+              <w:top w:type="dxa" w:w="70"/>
+              <w:left w:type="dxa" w:w="100"/>
+              <w:bottom w:type="dxa" w:w="70"/>
+              <w:right w:type="dxa" w:w="100"/>
+            </w:tcMar>
+            <w:vAlign w:val="center"/>
+          </w:tcPr>
+          <w:p>
+            <w:pPr>
+              <w:spacing w:after="15" w:before="0" w:line="210" w:lineRule="auto"/>
+            </w:pPr>
+            <w:r>
+              <w:rPr>
+                <w:rFonts w:ascii="Arial" w:cs="Arial" w:eastAsia="Arial" w:hAnsi="Arial"/>
+                <w:color w:val="20303C"/>
+                <w:sz w:val="20"/>
+                <w:szCs w:val="20"/>
+              </w:rPr>
+              <w:t xml:space="preserve">____________________________________</w:t>
+            </w:r>
+          </w:p>
+        </w:tc>
+        <w:tc>
+          <w:tcPr>
+            <w:tcW w:type="dxa" w:w="3640"/>
+            <w:tcBorders>
+              <w:top w:val="single" w:color="AFC4C2" w:sz="5"/>
+              <w:left w:val="single" w:color="AFC4C2" w:sz="5"/>
+              <w:bottom w:val="single" w:color="AFC4C2" w:sz="5"/>
+              <w:right w:val="single" w:color="AFC4C2" w:sz="5"/>
+            </w:tcBorders>
+            <w:tcMar>
+              <w:top w:type="dxa" w:w="70"/>
+              <w:left w:type="dxa" w:w="100"/>
+              <w:bottom w:type="dxa" w:w="70"/>
+              <w:right w:type="dxa" w:w="100"/>
+            </w:tcMar>
+            <w:vAlign w:val="center"/>
+          </w:tcPr>
+          <w:p>
+            <w:pPr>
+              <w:spacing w:after="15" w:before="0" w:line="210" w:lineRule="auto"/>
+            </w:pPr>
+            <w:r>
+              <w:rPr>
+                <w:rFonts w:ascii="Arial" w:cs="Arial" w:eastAsia="Arial" w:hAnsi="Arial"/>
+                <w:color w:val="20303C"/>
+                <w:sz w:val="20"/>
+                <w:szCs w:val="20"/>
+              </w:rPr>
+              <w:t xml:space="preserve">____________________________</w:t>
             </w:r>
           </w:p>
         </w:tc>
@@ -619,9 +633,335 @@
           <w:sz w:val="16"/>
           <w:szCs w:val="16"/>
         </w:rPr>
-        <w:t xml:space="preserve">Cross out empty praise and replace it with useful detail.</w:t>
+        <w:t xml:space="preserve">Classify the mixed examples before each reveal. Record one example from each category.</w:t>
       </w:r>
     </w:p>
+    <w:tbl>
+      <w:tblPr>
+        <w:tblW w:type="dxa" w:w="10540"/>
+        <w:tblInd w:type="dxa" w:w="100"/>
+        <w:tblBorders>
+          <w:top w:val="single" w:color="auto" w:sz="4"/>
+          <w:left w:val="single" w:color="auto" w:sz="4"/>
+          <w:bottom w:val="single" w:color="auto" w:sz="4"/>
+          <w:right w:val="single" w:color="auto" w:sz="4"/>
+          <w:insideH w:val="single" w:color="auto" w:sz="4"/>
+          <w:insideV w:val="single" w:color="auto" w:sz="4"/>
+        </w:tblBorders>
+        <w:tblLayout w:type="fixed"/>
+      </w:tblPr>
+      <w:tblGrid>
+        <w:gridCol w:w="2100"/>
+        <w:gridCol w:w="4740"/>
+        <w:gridCol w:w="3700"/>
+      </w:tblGrid>
+      <w:tr>
+        <w:trPr>
+          <w:tblHeader/>
+        </w:trPr>
+        <w:tc>
+          <w:tcPr>
+            <w:tcW w:type="dxa" w:w="2100"/>
+            <w:tcBorders>
+              <w:top w:val="single" w:color="AFC4C2" w:sz="5"/>
+              <w:left w:val="single" w:color="AFC4C2" w:sz="5"/>
+              <w:bottom w:val="single" w:color="AFC4C2" w:sz="5"/>
+              <w:right w:val="single" w:color="AFC4C2" w:sz="5"/>
+            </w:tcBorders>
+            <w:shd w:fill="19756B" w:val="clear"/>
+            <w:tcMar>
+              <w:top w:type="dxa" w:w="70"/>
+              <w:left w:type="dxa" w:w="100"/>
+              <w:bottom w:type="dxa" w:w="70"/>
+              <w:right w:type="dxa" w:w="100"/>
+            </w:tcMar>
+            <w:vAlign w:val="center"/>
+          </w:tcPr>
+          <w:p>
+            <w:pPr>
+              <w:spacing w:after="15" w:before="0" w:line="210" w:lineRule="auto"/>
+            </w:pPr>
+            <w:r>
+              <w:rPr>
+                <w:rFonts w:ascii="Arial" w:cs="Arial" w:eastAsia="Arial" w:hAnsi="Arial"/>
+                <w:b/>
+                <w:bCs/>
+                <w:color w:val="FFFFFF"/>
+                <w:sz w:val="17"/>
+                <w:szCs w:val="17"/>
+              </w:rPr>
+              <w:t xml:space="preserve">Category</w:t>
+            </w:r>
+          </w:p>
+        </w:tc>
+        <w:tc>
+          <w:tcPr>
+            <w:tcW w:type="dxa" w:w="4740"/>
+            <w:tcBorders>
+              <w:top w:val="single" w:color="AFC4C2" w:sz="5"/>
+              <w:left w:val="single" w:color="AFC4C2" w:sz="5"/>
+              <w:bottom w:val="single" w:color="AFC4C2" w:sz="5"/>
+              <w:right w:val="single" w:color="AFC4C2" w:sz="5"/>
+            </w:tcBorders>
+            <w:shd w:fill="19756B" w:val="clear"/>
+            <w:tcMar>
+              <w:top w:type="dxa" w:w="70"/>
+              <w:left w:type="dxa" w:w="100"/>
+              <w:bottom w:type="dxa" w:w="70"/>
+              <w:right w:type="dxa" w:w="100"/>
+            </w:tcMar>
+            <w:vAlign w:val="center"/>
+          </w:tcPr>
+          <w:p>
+            <w:pPr>
+              <w:spacing w:after="15" w:before="0" w:line="210" w:lineRule="auto"/>
+            </w:pPr>
+            <w:r>
+              <w:rPr>
+                <w:rFonts w:ascii="Arial" w:cs="Arial" w:eastAsia="Arial" w:hAnsi="Arial"/>
+                <w:b/>
+                <w:bCs/>
+                <w:color w:val="FFFFFF"/>
+                <w:sz w:val="17"/>
+                <w:szCs w:val="17"/>
+              </w:rPr>
+              <w:t xml:space="preserve">Example</w:t>
+            </w:r>
+          </w:p>
+        </w:tc>
+        <w:tc>
+          <w:tcPr>
+            <w:tcW w:type="dxa" w:w="3700"/>
+            <w:tcBorders>
+              <w:top w:val="single" w:color="AFC4C2" w:sz="5"/>
+              <w:left w:val="single" w:color="AFC4C2" w:sz="5"/>
+              <w:bottom w:val="single" w:color="AFC4C2" w:sz="5"/>
+              <w:right w:val="single" w:color="AFC4C2" w:sz="5"/>
+            </w:tcBorders>
+            <w:shd w:fill="19756B" w:val="clear"/>
+            <w:tcMar>
+              <w:top w:type="dxa" w:w="70"/>
+              <w:left w:type="dxa" w:w="100"/>
+              <w:bottom w:type="dxa" w:w="70"/>
+              <w:right w:type="dxa" w:w="100"/>
+            </w:tcMar>
+            <w:vAlign w:val="center"/>
+          </w:tcPr>
+          <w:p>
+            <w:pPr>
+              <w:spacing w:after="15" w:before="0" w:line="210" w:lineRule="auto"/>
+            </w:pPr>
+            <w:r>
+              <w:rPr>
+                <w:rFonts w:ascii="Arial" w:cs="Arial" w:eastAsia="Arial" w:hAnsi="Arial"/>
+                <w:b/>
+                <w:bCs/>
+                <w:color w:val="FFFFFF"/>
+                <w:sz w:val="17"/>
+                <w:szCs w:val="17"/>
+              </w:rPr>
+              <w:t xml:space="preserve">What does the audience actually learn?</w:t>
+            </w:r>
+          </w:p>
+        </w:tc>
+      </w:tr>
+      <w:tr>
+        <w:tc>
+          <w:tcPr>
+            <w:tcW w:type="dxa" w:w="2100"/>
+            <w:tcBorders>
+              <w:top w:val="single" w:color="AFC4C2" w:sz="5"/>
+              <w:left w:val="single" w:color="AFC4C2" w:sz="5"/>
+              <w:bottom w:val="single" w:color="AFC4C2" w:sz="5"/>
+              <w:right w:val="single" w:color="AFC4C2" w:sz="5"/>
+            </w:tcBorders>
+            <w:tcMar>
+              <w:top w:type="dxa" w:w="70"/>
+              <w:left w:type="dxa" w:w="100"/>
+              <w:bottom w:type="dxa" w:w="70"/>
+              <w:right w:type="dxa" w:w="100"/>
+            </w:tcMar>
+            <w:vAlign w:val="center"/>
+          </w:tcPr>
+          <w:p>
+            <w:pPr>
+              <w:spacing w:after="15" w:before="0" w:line="210" w:lineRule="auto"/>
+            </w:pPr>
+            <w:r>
+              <w:rPr>
+                <w:rFonts w:ascii="Arial" w:cs="Arial" w:eastAsia="Arial" w:hAnsi="Arial"/>
+                <w:color w:val="20303C"/>
+                <w:sz w:val="20"/>
+                <w:szCs w:val="20"/>
+              </w:rPr>
+              <w:t xml:space="preserve">Applause words</w:t>
+            </w:r>
+          </w:p>
+        </w:tc>
+        <w:tc>
+          <w:tcPr>
+            <w:tcW w:type="dxa" w:w="4740"/>
+            <w:tcBorders>
+              <w:top w:val="single" w:color="AFC4C2" w:sz="5"/>
+              <w:left w:val="single" w:color="AFC4C2" w:sz="5"/>
+              <w:bottom w:val="single" w:color="AFC4C2" w:sz="5"/>
+              <w:right w:val="single" w:color="AFC4C2" w:sz="5"/>
+            </w:tcBorders>
+            <w:tcMar>
+              <w:top w:type="dxa" w:w="70"/>
+              <w:left w:type="dxa" w:w="100"/>
+              <w:bottom w:type="dxa" w:w="70"/>
+              <w:right w:type="dxa" w:w="100"/>
+            </w:tcMar>
+            <w:vAlign w:val="center"/>
+          </w:tcPr>
+          <w:p>
+            <w:pPr>
+              <w:spacing w:after="15" w:before="0" w:line="210" w:lineRule="auto"/>
+            </w:pPr>
+            <w:r>
+              <w:rPr>
+                <w:rFonts w:ascii="Arial" w:cs="Arial" w:eastAsia="Arial" w:hAnsi="Arial"/>
+                <w:color w:val="20303C"/>
+                <w:sz w:val="20"/>
+                <w:szCs w:val="20"/>
+              </w:rPr>
+              <w:t xml:space="preserve">__________________________________</w:t>
+            </w:r>
+          </w:p>
+        </w:tc>
+        <w:tc>
+          <w:tcPr>
+            <w:tcW w:type="dxa" w:w="3700"/>
+            <w:tcBorders>
+              <w:top w:val="single" w:color="AFC4C2" w:sz="5"/>
+              <w:left w:val="single" w:color="AFC4C2" w:sz="5"/>
+              <w:bottom w:val="single" w:color="AFC4C2" w:sz="5"/>
+              <w:right w:val="single" w:color="AFC4C2" w:sz="5"/>
+            </w:tcBorders>
+            <w:tcMar>
+              <w:top w:type="dxa" w:w="70"/>
+              <w:left w:type="dxa" w:w="100"/>
+              <w:bottom w:type="dxa" w:w="70"/>
+              <w:right w:type="dxa" w:w="100"/>
+            </w:tcMar>
+            <w:vAlign w:val="center"/>
+          </w:tcPr>
+          <w:p>
+            <w:pPr>
+              <w:spacing w:after="15" w:before="0" w:line="210" w:lineRule="auto"/>
+            </w:pPr>
+            <w:r>
+              <w:rPr>
+                <w:rFonts w:ascii="Arial" w:cs="Arial" w:eastAsia="Arial" w:hAnsi="Arial"/>
+                <w:color w:val="20303C"/>
+                <w:sz w:val="20"/>
+                <w:szCs w:val="20"/>
+              </w:rPr>
+              <w:t xml:space="preserve">____________________________</w:t>
+            </w:r>
+          </w:p>
+        </w:tc>
+      </w:tr>
+      <w:tr>
+        <w:tc>
+          <w:tcPr>
+            <w:tcW w:type="dxa" w:w="2100"/>
+            <w:tcBorders>
+              <w:top w:val="single" w:color="AFC4C2" w:sz="5"/>
+              <w:left w:val="single" w:color="AFC4C2" w:sz="5"/>
+              <w:bottom w:val="single" w:color="AFC4C2" w:sz="5"/>
+              <w:right w:val="single" w:color="AFC4C2" w:sz="5"/>
+            </w:tcBorders>
+            <w:tcMar>
+              <w:top w:type="dxa" w:w="70"/>
+              <w:left w:type="dxa" w:w="100"/>
+              <w:bottom w:type="dxa" w:w="70"/>
+              <w:right w:type="dxa" w:w="100"/>
+            </w:tcMar>
+            <w:vAlign w:val="center"/>
+          </w:tcPr>
+          <w:p>
+            <w:pPr>
+              <w:spacing w:after="15" w:before="0" w:line="210" w:lineRule="auto"/>
+            </w:pPr>
+            <w:r>
+              <w:rPr>
+                <w:rFonts w:ascii="Arial" w:cs="Arial" w:eastAsia="Arial" w:hAnsi="Arial"/>
+                <w:color w:val="20303C"/>
+                <w:sz w:val="20"/>
+                <w:szCs w:val="20"/>
+              </w:rPr>
+              <w:t xml:space="preserve">Useful detail</w:t>
+            </w:r>
+          </w:p>
+        </w:tc>
+        <w:tc>
+          <w:tcPr>
+            <w:tcW w:type="dxa" w:w="4740"/>
+            <w:tcBorders>
+              <w:top w:val="single" w:color="AFC4C2" w:sz="5"/>
+              <w:left w:val="single" w:color="AFC4C2" w:sz="5"/>
+              <w:bottom w:val="single" w:color="AFC4C2" w:sz="5"/>
+              <w:right w:val="single" w:color="AFC4C2" w:sz="5"/>
+            </w:tcBorders>
+            <w:tcMar>
+              <w:top w:type="dxa" w:w="70"/>
+              <w:left w:type="dxa" w:w="100"/>
+              <w:bottom w:type="dxa" w:w="70"/>
+              <w:right w:type="dxa" w:w="100"/>
+            </w:tcMar>
+            <w:vAlign w:val="center"/>
+          </w:tcPr>
+          <w:p>
+            <w:pPr>
+              <w:spacing w:after="15" w:before="0" w:line="210" w:lineRule="auto"/>
+            </w:pPr>
+            <w:r>
+              <w:rPr>
+                <w:rFonts w:ascii="Arial" w:cs="Arial" w:eastAsia="Arial" w:hAnsi="Arial"/>
+                <w:color w:val="20303C"/>
+                <w:sz w:val="20"/>
+                <w:szCs w:val="20"/>
+              </w:rPr>
+              <w:t xml:space="preserve">__________________________________</w:t>
+            </w:r>
+          </w:p>
+        </w:tc>
+        <w:tc>
+          <w:tcPr>
+            <w:tcW w:type="dxa" w:w="3700"/>
+            <w:tcBorders>
+              <w:top w:val="single" w:color="AFC4C2" w:sz="5"/>
+              <w:left w:val="single" w:color="AFC4C2" w:sz="5"/>
+              <w:bottom w:val="single" w:color="AFC4C2" w:sz="5"/>
+              <w:right w:val="single" w:color="AFC4C2" w:sz="5"/>
+            </w:tcBorders>
+            <w:tcMar>
+              <w:top w:type="dxa" w:w="70"/>
+              <w:left w:type="dxa" w:w="100"/>
+              <w:bottom w:type="dxa" w:w="70"/>
+              <w:right w:type="dxa" w:w="100"/>
+            </w:tcMar>
+            <w:vAlign w:val="center"/>
+          </w:tcPr>
+          <w:p>
+            <w:pPr>
+              <w:spacing w:after="15" w:before="0" w:line="210" w:lineRule="auto"/>
+            </w:pPr>
+            <w:r>
+              <w:rPr>
+                <w:rFonts w:ascii="Arial" w:cs="Arial" w:eastAsia="Arial" w:hAnsi="Arial"/>
+                <w:color w:val="20303C"/>
+                <w:sz w:val="20"/>
+                <w:szCs w:val="20"/>
+              </w:rPr>
+              <w:t xml:space="preserve">____________________________</w:t>
+            </w:r>
+          </w:p>
+        </w:tc>
+      </w:tr>
+    </w:tbl>
     <w:tbl>
       <w:tblPr>
         <w:tblW w:type="dxa" w:w="10540"/>
@@ -713,7 +1053,7 @@
                 <w:sz w:val="20"/>
                 <w:szCs w:val="20"/>
               </w:rPr>
-              <w:t xml:space="preserve">I deleted __________________ because ______________________________________.</w:t>
+              <w:t xml:space="preserve">Now the audience learns __________________________________________________.</w:t>
             </w:r>
           </w:p>
         </w:tc>
@@ -733,7 +1073,294 @@
           <w:sz w:val="22"/>
           <w:szCs w:val="22"/>
         </w:rPr>
-        <w:t xml:space="preserve">4  Choose the case</w:t>
+        <w:t xml:space="preserve">4  Reason builder</w:t>
+      </w:r>
+    </w:p>
+    <w:p>
+      <w:pPr>
+        <w:spacing w:after="15" w:before="0" w:line="220" w:lineRule="auto"/>
+      </w:pPr>
+      <w:r>
+        <w:rPr>
+          <w:rFonts w:ascii="Arial" w:cs="Arial" w:eastAsia="Arial" w:hAnsi="Arial"/>
+          <w:color w:val="5F6F74"/>
+          <w:sz w:val="16"/>
+          <w:szCs w:val="16"/>
+        </w:rPr>
+        <w:t xml:space="preserve">Record the strongest combination from the class discussion.</w:t>
+      </w:r>
+    </w:p>
+    <w:tbl>
+      <w:tblPr>
+        <w:tblW w:type="dxa" w:w="10540"/>
+        <w:tblInd w:type="dxa" w:w="100"/>
+        <w:tblBorders>
+          <w:top w:val="single" w:color="auto" w:sz="4"/>
+          <w:left w:val="single" w:color="auto" w:sz="4"/>
+          <w:bottom w:val="single" w:color="auto" w:sz="4"/>
+          <w:right w:val="single" w:color="auto" w:sz="4"/>
+          <w:insideH w:val="single" w:color="auto" w:sz="4"/>
+          <w:insideV w:val="single" w:color="auto" w:sz="4"/>
+        </w:tblBorders>
+        <w:tblLayout w:type="fixed"/>
+      </w:tblPr>
+      <w:tblGrid>
+        <w:gridCol w:w="4200"/>
+        <w:gridCol w:w="3000"/>
+        <w:gridCol w:w="3340"/>
+      </w:tblGrid>
+      <w:tr>
+        <w:trPr>
+          <w:tblHeader/>
+        </w:trPr>
+        <w:tc>
+          <w:tcPr>
+            <w:tcW w:type="dxa" w:w="4200"/>
+            <w:tcBorders>
+              <w:top w:val="single" w:color="AFC4C2" w:sz="5"/>
+              <w:left w:val="single" w:color="AFC4C2" w:sz="5"/>
+              <w:bottom w:val="single" w:color="AFC4C2" w:sz="5"/>
+              <w:right w:val="single" w:color="AFC4C2" w:sz="5"/>
+            </w:tcBorders>
+            <w:shd w:fill="173B57" w:val="clear"/>
+            <w:tcMar>
+              <w:top w:type="dxa" w:w="70"/>
+              <w:left w:type="dxa" w:w="100"/>
+              <w:bottom w:type="dxa" w:w="70"/>
+              <w:right w:type="dxa" w:w="100"/>
+            </w:tcMar>
+            <w:vAlign w:val="center"/>
+          </w:tcPr>
+          <w:p>
+            <w:pPr>
+              <w:spacing w:after="15" w:before="0" w:line="210" w:lineRule="auto"/>
+            </w:pPr>
+            <w:r>
+              <w:rPr>
+                <w:rFonts w:ascii="Arial" w:cs="Arial" w:eastAsia="Arial" w:hAnsi="Arial"/>
+                <w:b/>
+                <w:bCs/>
+                <w:color w:val="FFFFFF"/>
+                <w:sz w:val="17"/>
+                <w:szCs w:val="17"/>
+              </w:rPr>
+              <w:t xml:space="preserve">Which students?</w:t>
+            </w:r>
+          </w:p>
+        </w:tc>
+        <w:tc>
+          <w:tcPr>
+            <w:tcW w:type="dxa" w:w="3000"/>
+            <w:tcBorders>
+              <w:top w:val="single" w:color="AFC4C2" w:sz="5"/>
+              <w:left w:val="single" w:color="AFC4C2" w:sz="5"/>
+              <w:bottom w:val="single" w:color="AFC4C2" w:sz="5"/>
+              <w:right w:val="single" w:color="AFC4C2" w:sz="5"/>
+            </w:tcBorders>
+            <w:shd w:fill="173B57" w:val="clear"/>
+            <w:tcMar>
+              <w:top w:type="dxa" w:w="70"/>
+              <w:left w:type="dxa" w:w="100"/>
+              <w:bottom w:type="dxa" w:w="70"/>
+              <w:right w:type="dxa" w:w="100"/>
+            </w:tcMar>
+            <w:vAlign w:val="center"/>
+          </w:tcPr>
+          <w:p>
+            <w:pPr>
+              <w:spacing w:after="15" w:before="0" w:line="210" w:lineRule="auto"/>
+            </w:pPr>
+            <w:r>
+              <w:rPr>
+                <w:rFonts w:ascii="Arial" w:cs="Arial" w:eastAsia="Arial" w:hAnsi="Arial"/>
+                <w:b/>
+                <w:bCs/>
+                <w:color w:val="FFFFFF"/>
+                <w:sz w:val="17"/>
+                <w:szCs w:val="17"/>
+              </w:rPr>
+              <w:t xml:space="preserve">Help them do what?</w:t>
+            </w:r>
+          </w:p>
+        </w:tc>
+        <w:tc>
+          <w:tcPr>
+            <w:tcW w:type="dxa" w:w="3340"/>
+            <w:tcBorders>
+              <w:top w:val="single" w:color="AFC4C2" w:sz="5"/>
+              <w:left w:val="single" w:color="AFC4C2" w:sz="5"/>
+              <w:bottom w:val="single" w:color="AFC4C2" w:sz="5"/>
+              <w:right w:val="single" w:color="AFC4C2" w:sz="5"/>
+            </w:tcBorders>
+            <w:shd w:fill="173B57" w:val="clear"/>
+            <w:tcMar>
+              <w:top w:type="dxa" w:w="70"/>
+              <w:left w:type="dxa" w:w="100"/>
+              <w:bottom w:type="dxa" w:w="70"/>
+              <w:right w:type="dxa" w:w="100"/>
+            </w:tcMar>
+            <w:vAlign w:val="center"/>
+          </w:tcPr>
+          <w:p>
+            <w:pPr>
+              <w:spacing w:after="15" w:before="0" w:line="210" w:lineRule="auto"/>
+            </w:pPr>
+            <w:r>
+              <w:rPr>
+                <w:rFonts w:ascii="Arial" w:cs="Arial" w:eastAsia="Arial" w:hAnsi="Arial"/>
+                <w:b/>
+                <w:bCs/>
+                <w:color w:val="FFFFFF"/>
+                <w:sz w:val="17"/>
+                <w:szCs w:val="17"/>
+              </w:rPr>
+              <w:t xml:space="preserve">When or where?</w:t>
+            </w:r>
+          </w:p>
+        </w:tc>
+      </w:tr>
+      <w:tr>
+        <w:tc>
+          <w:tcPr>
+            <w:tcW w:type="dxa" w:w="4200"/>
+            <w:tcBorders>
+              <w:top w:val="single" w:color="AFC4C2" w:sz="5"/>
+              <w:left w:val="single" w:color="AFC4C2" w:sz="5"/>
+              <w:bottom w:val="single" w:color="AFC4C2" w:sz="5"/>
+              <w:right w:val="single" w:color="AFC4C2" w:sz="5"/>
+            </w:tcBorders>
+            <w:tcMar>
+              <w:top w:type="dxa" w:w="70"/>
+              <w:left w:type="dxa" w:w="100"/>
+              <w:bottom w:type="dxa" w:w="70"/>
+              <w:right w:type="dxa" w:w="100"/>
+            </w:tcMar>
+            <w:vAlign w:val="center"/>
+          </w:tcPr>
+          <w:p>
+            <w:pPr>
+              <w:spacing w:after="15" w:before="0" w:line="210" w:lineRule="auto"/>
+            </w:pPr>
+            <w:r>
+              <w:rPr>
+                <w:rFonts w:ascii="Arial" w:cs="Arial" w:eastAsia="Arial" w:hAnsi="Arial"/>
+                <w:color w:val="20303C"/>
+                <w:sz w:val="20"/>
+                <w:szCs w:val="20"/>
+              </w:rPr>
+              <w:t xml:space="preserve">________________________________</w:t>
+            </w:r>
+          </w:p>
+        </w:tc>
+        <w:tc>
+          <w:tcPr>
+            <w:tcW w:type="dxa" w:w="3000"/>
+            <w:tcBorders>
+              <w:top w:val="single" w:color="AFC4C2" w:sz="5"/>
+              <w:left w:val="single" w:color="AFC4C2" w:sz="5"/>
+              <w:bottom w:val="single" w:color="AFC4C2" w:sz="5"/>
+              <w:right w:val="single" w:color="AFC4C2" w:sz="5"/>
+            </w:tcBorders>
+            <w:tcMar>
+              <w:top w:type="dxa" w:w="70"/>
+              <w:left w:type="dxa" w:w="100"/>
+              <w:bottom w:type="dxa" w:w="70"/>
+              <w:right w:type="dxa" w:w="100"/>
+            </w:tcMar>
+            <w:vAlign w:val="center"/>
+          </w:tcPr>
+          <w:p>
+            <w:pPr>
+              <w:spacing w:after="15" w:before="0" w:line="210" w:lineRule="auto"/>
+            </w:pPr>
+            <w:r>
+              <w:rPr>
+                <w:rFonts w:ascii="Arial" w:cs="Arial" w:eastAsia="Arial" w:hAnsi="Arial"/>
+                <w:color w:val="20303C"/>
+                <w:sz w:val="20"/>
+                <w:szCs w:val="20"/>
+              </w:rPr>
+              <w:t xml:space="preserve">____________________</w:t>
+            </w:r>
+          </w:p>
+        </w:tc>
+        <w:tc>
+          <w:tcPr>
+            <w:tcW w:type="dxa" w:w="3340"/>
+            <w:tcBorders>
+              <w:top w:val="single" w:color="AFC4C2" w:sz="5"/>
+              <w:left w:val="single" w:color="AFC4C2" w:sz="5"/>
+              <w:bottom w:val="single" w:color="AFC4C2" w:sz="5"/>
+              <w:right w:val="single" w:color="AFC4C2" w:sz="5"/>
+            </w:tcBorders>
+            <w:tcMar>
+              <w:top w:type="dxa" w:w="70"/>
+              <w:left w:type="dxa" w:w="100"/>
+              <w:bottom w:type="dxa" w:w="70"/>
+              <w:right w:type="dxa" w:w="100"/>
+            </w:tcMar>
+            <w:vAlign w:val="center"/>
+          </w:tcPr>
+          <w:p>
+            <w:pPr>
+              <w:spacing w:after="15" w:before="0" w:line="210" w:lineRule="auto"/>
+            </w:pPr>
+            <w:r>
+              <w:rPr>
+                <w:rFonts w:ascii="Arial" w:cs="Arial" w:eastAsia="Arial" w:hAnsi="Arial"/>
+                <w:color w:val="20303C"/>
+                <w:sz w:val="20"/>
+                <w:szCs w:val="20"/>
+              </w:rPr>
+              <w:t xml:space="preserve">______________________</w:t>
+            </w:r>
+          </w:p>
+        </w:tc>
+      </w:tr>
+    </w:tbl>
+    <w:p>
+      <w:pPr>
+        <w:spacing w:after="8" w:before="0" w:line="220" w:lineRule="auto"/>
+      </w:pPr>
+      <w:r>
+        <w:rPr>
+          <w:rFonts w:ascii="Arial" w:cs="Arial" w:eastAsia="Arial" w:hAnsi="Arial"/>
+          <w:color w:val="20303C"/>
+          <w:sz w:val="19"/>
+          <w:szCs w:val="19"/>
+        </w:rPr>
+        <w:t xml:space="preserve">The quiet lunchtime zone would give ________________________________________________</w:t>
+      </w:r>
+    </w:p>
+    <w:p>
+      <w:pPr>
+        <w:spacing w:after="25" w:before="0" w:line="220" w:lineRule="auto"/>
+      </w:pPr>
+      <w:r>
+        <w:rPr>
+          <w:rFonts w:ascii="Arial" w:cs="Arial" w:eastAsia="Arial" w:hAnsi="Arial"/>
+          <w:color w:val="20303C"/>
+          <w:sz w:val="19"/>
+          <w:szCs w:val="19"/>
+        </w:rPr>
+        <w:t xml:space="preserve">a calmer place to ________________________________  ________________________________.</w:t>
+      </w:r>
+    </w:p>
+    <w:p>
+      <w:pPr>
+        <w:keepNext/>
+        <w:spacing w:after="30" w:before="55" w:line="220" w:lineRule="auto"/>
+      </w:pPr>
+      <w:r>
+        <w:rPr>
+          <w:rFonts w:ascii="Arial" w:cs="Arial" w:eastAsia="Arial" w:hAnsi="Arial"/>
+          <w:b/>
+          <w:bCs/>
+          <w:color w:val="19756B"/>
+          <w:sz w:val="22"/>
+          <w:szCs w:val="22"/>
+        </w:rPr>
+        <w:t xml:space="preserve">5  Choose the case</w:t>
       </w:r>
     </w:p>
     <w:tbl>
@@ -978,7 +1605,7 @@
           <w:sz w:val="22"/>
           <w:szCs w:val="22"/>
         </w:rPr>
-        <w:t xml:space="preserve">5  Plan the people, problem and proposal</w:t>
+        <w:t xml:space="preserve">6  Plan the people, problem and proposal</w:t>
       </w:r>
     </w:p>
     <w:tbl>
@@ -1425,7 +2052,7 @@
           <w:sz w:val="22"/>
           <w:szCs w:val="22"/>
         </w:rPr>
-        <w:t xml:space="preserve">6  Audience feedback → immediate revision</w:t>
+        <w:t xml:space="preserve">7  Audience feedback → immediate revision</w:t>
       </w:r>
     </w:p>
     <w:tbl>
